--- a/docx4j-core-tests/src/test/resources/OpenDoPE/text-bind-parity.docx
+++ b/docx4j-core-tests/src/test/resources/OpenDoPE/text-bind-parity.docx
@@ -414,6 +414,23 @@
         </w:tbl>
       </w:sdtContent>
     </w:sdt>
+    <w:p>
+      <w:r>
+        <w:t xml:space="preserve">W15: </w:t>
+      </w:r>
+      <w:sdt>
+        <w:sdtPr>
+          <w:id w:val="811111113"/>
+          <w15:dataBinding w:xpath="/templateSource[1]/body[1]/root[1]/header[1]/lastname[1]" w:storeItemID="{6A47349F-7005-4A97-AE9A-450217272349}"/>
+          <w:text/>
+        </w:sdtPr>
+        <w:sdtContent>
+          <w:r>
+            <w:t>W15OLD</w:t>
+          </w:r>
+        </w:sdtContent>
+      </w:sdt>
+    </w:p>
     <w:sectPr>
       <w:pgSz w:w="11906" w:h="16838"/>
       <w:pgMar w:top="1440" w:right="1440" w:bottom="1440" w:left="1440" w:header="708" w:footer="708" w:gutter="0"/>

--- a/docx4j-core-tests/src/test/resources/OpenDoPE/text-bind-parity.docx
+++ b/docx4j-core-tests/src/test/resources/OpenDoPE/text-bind-parity.docx
@@ -427,6 +427,47 @@
         <w:sdtContent>
           <w:r>
             <w:t>W15OLD</w:t>
+          </w:r>
+        </w:sdtContent>
+      </w:sdt>
+    </w:p>
+    <w:p>
+      <w:r>
+        <w:t xml:space="preserve">Date: </w:t>
+      </w:r>
+      <w:sdt>
+        <w:sdtPr>
+          <w:id w:val="811111114"/>
+          <w:dataBinding w:xpath="/templateSource[1]/body[1]/root[1]/header[1]/isoDate[1]" w:storeItemID="{6A47349F-7005-4A97-AE9A-450217272349}"/>
+          <w:date w:fullDate="2026-08-19T00:00:00Z">
+            <w:dateFormat w:val="d/MM/yyyy"/>
+            <w:lid w:val="en-AU"/>
+          </w:date>
+        </w:sdtPr>
+        <w:sdtContent>
+          <w:r>
+            <w:t>DATEOLD</w:t>
+          </w:r>
+        </w:sdtContent>
+      </w:sdt>
+    </w:p>
+    <w:p>
+      <w:r>
+        <w:t xml:space="preserve">Check: </w:t>
+      </w:r>
+      <w:sdt>
+        <w:sdtPr>
+          <w:id w:val="811111115"/>
+          <w:dataBinding w:xpath="/templateSource[1]/body[1]/root[1]/header[1]/flag[1]" w:storeItemID="{6A47349F-7005-4A97-AE9A-450217272349}"/>
+          <w14:checkbox>
+            <w14:checked w14:val="0"/>
+            <w14:checkedState w14:val="2612" w14:font="MS Gothic"/>
+            <w14:uncheckedState w14:val="2610" w14:font="MS Gothic"/>
+          </w14:checkbox>
+        </w:sdtPr>
+        <w:sdtContent>
+          <w:r>
+            <w:t>CHKOLD</w:t>
           </w:r>
         </w:sdtContent>
       </w:sdt>
@@ -2494,6 +2535,8 @@
         <lastname>Doe</lastname>
         <phone>02323023</phone>
         <mail>fdfd@fdfd</mail>
+        <isoDate>2026-08-19T00:00:00Z</isoDate>
+        <flag>true</flag>
         <controleService>Control Service</controleService>
         <enterpriseNumber>1234.123.123</enterpriseNumber>
         <internalReference>ZANDV.SCH.DIJKSTRAAT</internalReference>

--- a/docx4j-core-tests/src/test/resources/OpenDoPE/text-bind-parity.docx
+++ b/docx4j-core-tests/src/test/resources/OpenDoPE/text-bind-parity.docx
@@ -472,6 +472,137 @@
         </w:sdtContent>
       </w:sdt>
     </w:p>
+    <w:sdt>
+      <w:sdtPr>
+        <w:tag w:val="od:xpath=XPic1"/>
+        <w:id w:val="811111116"/>
+        <w:dataBinding w:xpath="/templateSource[1]/body[1]/root[1]/header[1]/img1[1]" w:storeItemID="{6A47349F-7005-4A97-AE9A-450217272349}"/>
+        <w:picture/>
+      </w:sdtPr>
+      <w:sdtContent>
+        <w:p>
+          <w:r>
+            <w:drawing>
+              <wp:inline distT="0" distB="0" distL="0" distR="0">
+                <wp:extent cx="914400" cy="914400"/>
+                <wp:docPr id="90" name="Picture 90" descr="KEEPME"/>
+                <a:graphic xmlns:a="http://schemas.openxmlformats.org/drawingml/2006/main">
+                  <a:graphicData uri="http://schemas.openxmlformats.org/drawingml/2006/picture">
+                    <pic:pic xmlns:pic="http://schemas.openxmlformats.org/drawingml/2006/picture">
+                      <pic:nvPicPr>
+                        <pic:cNvPr id="90" name="Picture 90" descr="KEEPME"/>
+                        <pic:cNvPicPr/>
+                      </pic:nvPicPr>
+                      <pic:blipFill>
+                        <a:blip r:embed="rId990"/>
+                        <a:stretch>
+                          <a:fillRect/>
+                        </a:stretch>
+                      </pic:blipFill>
+                      <pic:spPr>
+                        <a:xfrm>
+                          <a:off x="0" y="0"/>
+                          <a:ext cx="914400" cy="914400"/>
+                        </a:xfrm>
+                        <a:prstGeom prst="rect">
+                          <a:avLst/>
+                        </a:prstGeom>
+                      </pic:spPr>
+                    </pic:pic>
+                  </a:graphicData>
+                </a:graphic>
+              </wp:inline>
+            </w:drawing>
+          </w:r>
+        </w:p>
+      </w:sdtContent>
+    </w:sdt>
+    <w:sdt>
+      <w:sdtPr>
+        <w:tag w:val="od:xpath=XPic2&amp;od:Handler=picture"/>
+        <w:id w:val="811111117"/>
+      </w:sdtPr>
+      <w:sdtContent>
+        <w:p>
+          <w:r>
+            <w:drawing>
+              <wp:inline distT="0" distB="0" distL="0" distR="0">
+                <wp:extent cx="914400" cy="914400"/>
+                <wp:docPr id="91" name="Picture 91" descr="KEEPME2"/>
+                <a:graphic xmlns:a="http://schemas.openxmlformats.org/drawingml/2006/main">
+                  <a:graphicData uri="http://schemas.openxmlformats.org/drawingml/2006/picture">
+                    <pic:pic xmlns:pic="http://schemas.openxmlformats.org/drawingml/2006/picture">
+                      <pic:nvPicPr>
+                        <pic:cNvPr id="91" name="Picture 91" descr="KEEPME2"/>
+                        <pic:cNvPicPr/>
+                      </pic:nvPicPr>
+                      <pic:blipFill>
+                        <a:blip r:embed="rId991"/>
+                        <a:stretch>
+                          <a:fillRect/>
+                        </a:stretch>
+                      </pic:blipFill>
+                      <pic:spPr>
+                        <a:xfrm>
+                          <a:off x="0" y="0"/>
+                          <a:ext cx="914400" cy="914400"/>
+                        </a:xfrm>
+                        <a:prstGeom prst="rect">
+                          <a:avLst/>
+                        </a:prstGeom>
+                      </pic:spPr>
+                    </pic:pic>
+                  </a:graphicData>
+                </a:graphic>
+              </wp:inline>
+            </w:drawing>
+          </w:r>
+        </w:p>
+      </w:sdtContent>
+    </w:sdt>
+    <w:sdt>
+      <w:sdtPr>
+        <w:tag w:val="od:xpath=XPic3&amp;od:Handler=picture&amp;width=auto"/>
+        <w:id w:val="811111118"/>
+      </w:sdtPr>
+      <w:sdtContent>
+        <w:p>
+          <w:r>
+            <w:drawing>
+              <wp:inline distT="0" distB="0" distL="0" distR="0">
+                <wp:extent cx="914400" cy="914400"/>
+                <wp:docPr id="92" name="Picture 92" descr="KEEPME3"/>
+                <a:graphic xmlns:a="http://schemas.openxmlformats.org/drawingml/2006/main">
+                  <a:graphicData uri="http://schemas.openxmlformats.org/drawingml/2006/picture">
+                    <pic:pic xmlns:pic="http://schemas.openxmlformats.org/drawingml/2006/picture">
+                      <pic:nvPicPr>
+                        <pic:cNvPr id="92" name="Picture 92" descr="KEEPME3"/>
+                        <pic:cNvPicPr/>
+                      </pic:nvPicPr>
+                      <pic:blipFill>
+                        <a:blip r:embed="rId992"/>
+                        <a:stretch>
+                          <a:fillRect/>
+                        </a:stretch>
+                      </pic:blipFill>
+                      <pic:spPr>
+                        <a:xfrm>
+                          <a:off x="0" y="0"/>
+                          <a:ext cx="914400" cy="914400"/>
+                        </a:xfrm>
+                        <a:prstGeom prst="rect">
+                          <a:avLst/>
+                        </a:prstGeom>
+                      </pic:spPr>
+                    </pic:pic>
+                  </a:graphicData>
+                </a:graphic>
+              </wp:inline>
+            </w:drawing>
+          </w:r>
+        </w:p>
+      </w:sdtContent>
+    </w:sdt>
     <w:sectPr>
       <w:pgSz w:w="11906" w:h="16838"/>
       <w:pgMar w:top="1440" w:right="1440" w:bottom="1440" w:left="1440" w:header="708" w:footer="708" w:gutter="0"/>
@@ -2477,6 +2608,15 @@
   <xpath id="XTbl">
     <dataBinding xpath="/templateSource[1]/body[1]/root[1]/header[1]/employer[1]" storeItemID="{6A47349F-7005-4A97-AE9A-450217272349}"/>
   </xpath>
+  <xpath id="XPic1">
+    <dataBinding xpath="/templateSource[1]/body[1]/root[1]/header[1]/img1[1]" storeItemID="{6A47349F-7005-4A97-AE9A-450217272349}"/>
+  </xpath>
+  <xpath id="XPic2">
+    <dataBinding xpath="/templateSource[1]/body[1]/root[1]/header[1]/img2[1]" storeItemID="{6A47349F-7005-4A97-AE9A-450217272349}"/>
+  </xpath>
+  <xpath id="XPic3">
+    <dataBinding xpath="/templateSource[1]/body[1]/root[1]/header[1]/img3[1]" storeItemID="{6A47349F-7005-4A97-AE9A-450217272349}"/>
+  </xpath>
 </xpaths>
 </file>
 
@@ -2535,6 +2675,9 @@
         <lastname>Doe</lastname>
         <phone>02323023</phone>
         <mail>fdfd@fdfd</mail>
+        <img1>iVBORw0KGgoAAAANSUhEUgAAAAEAAAABCAYAAAAfFcSJAAAADUlEQVR42mP8z8BQDwAEhQGAhKmMIQAAAABJRU5ErkJggg==</img1>
+        <img2>iVBORw0KGgoAAAANSUhEUgAAAAEAAAABCAYAAAAfFcSJAAAADUlEQVR42mP8z8BQDwAEhQGAhKmMIQAAAABJRU5ErkJggg==</img2>
+        <img3>iVBORw0KGgoAAAANSUhEUgAAAAEAAAABCAYAAAAfFcSJAAAADUlEQVR42mP8z8BQDwAEhQGAhKmMIQAAAABJRU5ErkJggg==</img3>
         <isoDate>2026-08-19T00:00:00Z</isoDate>
         <flag>true</flag>
         <controleService>Control Service</controleService>

--- a/docx4j-core-tests/src/test/resources/OpenDoPE/text-bind-parity.docx
+++ b/docx4j-core-tests/src/test/resources/OpenDoPE/text-bind-parity.docx
@@ -603,6 +603,32 @@
         </w:p>
       </w:sdtContent>
     </w:sdt>
+    <w:sdt>
+      <w:sdtPr>
+        <w:tag w:val="od:xpath=XFlat&amp;od:progid=Word.Document"/>
+        <w:id w:val="811111119"/>
+      </w:sdtPr>
+      <w:sdtContent>
+        <w:p>
+          <w:r>
+            <w:t>FLATOLD</w:t>
+          </w:r>
+        </w:p>
+      </w:sdtContent>
+    </w:sdt>
+    <w:sdt>
+      <w:sdtPr>
+        <w:tag w:val="od:ContentType=application/xhtml+xml&amp;od:xpath=XHtml"/>
+        <w:id w:val="811111120"/>
+      </w:sdtPr>
+      <w:sdtContent>
+        <w:p>
+          <w:r>
+            <w:t>XHTMLOLD</w:t>
+          </w:r>
+        </w:p>
+      </w:sdtContent>
+    </w:sdt>
     <w:sectPr>
       <w:pgSz w:w="11906" w:h="16838"/>
       <w:pgMar w:top="1440" w:right="1440" w:bottom="1440" w:left="1440" w:header="708" w:footer="708" w:gutter="0"/>
@@ -2617,6 +2643,12 @@
   <xpath id="XPic3">
     <dataBinding xpath="/templateSource[1]/body[1]/root[1]/header[1]/img3[1]" storeItemID="{6A47349F-7005-4A97-AE9A-450217272349}"/>
   </xpath>
+  <xpath id="XFlat">
+    <dataBinding xpath="/templateSource[1]/body[1]/root[1]/header[1]/flatOpc[1]" storeItemID="{6A47349F-7005-4A97-AE9A-450217272349}"/>
+  </xpath>
+  <xpath id="XHtml">
+    <dataBinding xpath="/templateSource[1]/body[1]/root[1]/header[1]/xhtmlVal[1]" storeItemID="{6A47349F-7005-4A97-AE9A-450217272349}"/>
+  </xpath>
 </xpaths>
 </file>
 
@@ -2678,6 +2710,8 @@
         <img1>iVBORw0KGgoAAAANSUhEUgAAAAEAAAABCAYAAAAfFcSJAAAADUlEQVR42mP8z8BQDwAEhQGAhKmMIQAAAABJRU5ErkJggg==</img1>
         <img2>iVBORw0KGgoAAAANSUhEUgAAAAEAAAABCAYAAAAfFcSJAAAADUlEQVR42mP8z8BQDwAEhQGAhKmMIQAAAABJRU5ErkJggg==</img2>
         <img3>iVBORw0KGgoAAAANSUhEUgAAAAEAAAABCAYAAAAfFcSJAAAADUlEQVR42mP8z8BQDwAEhQGAhKmMIQAAAABJRU5ErkJggg==</img3>
+        <flatOpc>&lt;pkg:package xmlns:pkg="http://schemas.microsoft.com/office/2006/xmlPackage"&gt;&lt;pkg:part pkg:name="/word/document.xml" pkg:contentType="application/vnd.openxmlformats-officedocument.wordprocessingml.document.main+xml"&gt;&lt;pkg:xmlData&gt;&lt;w:document xmlns:w="http://schemas.openxmlformats.org/wordprocessingml/2006/main"&gt;&lt;w:body&gt;&lt;w:p&gt;&lt;w:r&gt;&lt;w:t&gt;FLATOPCTEXT&lt;/w:t&gt;&lt;/w:r&gt;&lt;/w:p&gt;&lt;/w:body&gt;&lt;/w:document&gt;&lt;/pkg:xmlData&gt;&lt;/pkg:part&gt;&lt;/pkg:package&gt;</flatOpc>
+        <xhtmlVal>&lt;html&gt;&lt;head&gt;&lt;title&gt;t&lt;/title&gt;&lt;/head&gt;&lt;body&gt;&lt;p&gt;XHTMLCONTENT&lt;/p&gt;&lt;/body&gt;&lt;/html&gt;</xhtmlVal>
         <isoDate>2026-08-19T00:00:00Z</isoDate>
         <flag>true</flag>
         <controleService>Control Service</controleService>

--- a/docx4j-core-tests/src/test/resources/OpenDoPE/text-bind-parity.docx
+++ b/docx4j-core-tests/src/test/resources/OpenDoPE/text-bind-parity.docx
@@ -629,6 +629,24 @@
         </w:p>
       </w:sdtContent>
     </w:sdt>
+    <w:p>
+      <w:r>
+        <w:t xml:space="preserve">Link: </w:t>
+      </w:r>
+      <w:sdt>
+        <w:sdtPr>
+          <w:tag w:val="od:xpath=XLink"/>
+          <w:id w:val="811111121"/>
+          <w:dataBinding w:xpath="/templateSource[1]/body[1]/root[1]/header[1]/link[1]" w:storeItemID="{6A47349F-7005-4A97-AE9A-450217272349}"/>
+          <w:text/>
+        </w:sdtPr>
+        <w:sdtContent>
+          <w:r>
+            <w:t>LINKOLD</w:t>
+          </w:r>
+        </w:sdtContent>
+      </w:sdt>
+    </w:p>
     <w:sectPr>
       <w:pgSz w:w="11906" w:h="16838"/>
       <w:pgMar w:top="1440" w:right="1440" w:bottom="1440" w:left="1440" w:header="708" w:footer="708" w:gutter="0"/>
@@ -2649,6 +2667,9 @@
   <xpath id="XHtml">
     <dataBinding xpath="/templateSource[1]/body[1]/root[1]/header[1]/xhtmlVal[1]" storeItemID="{6A47349F-7005-4A97-AE9A-450217272349}"/>
   </xpath>
+  <xpath id="XLink">
+    <dataBinding xpath="/templateSource[1]/body[1]/root[1]/header[1]/link[1]" storeItemID="{6A47349F-7005-4A97-AE9A-450217272349}"/>
+  </xpath>
 </xpaths>
 </file>
 
@@ -2712,6 +2733,7 @@
         <img3>iVBORw0KGgoAAAANSUhEUgAAAAEAAAABCAYAAAAfFcSJAAAADUlEQVR42mP8z8BQDwAEhQGAhKmMIQAAAABJRU5ErkJggg==</img3>
         <flatOpc>&lt;pkg:package xmlns:pkg="http://schemas.microsoft.com/office/2006/xmlPackage"&gt;&lt;pkg:part pkg:name="/word/document.xml" pkg:contentType="application/vnd.openxmlformats-officedocument.wordprocessingml.document.main+xml"&gt;&lt;pkg:xmlData&gt;&lt;w:document xmlns:w="http://schemas.openxmlformats.org/wordprocessingml/2006/main"&gt;&lt;w:body&gt;&lt;w:p&gt;&lt;w:r&gt;&lt;w:t&gt;FLATOPCTEXT&lt;/w:t&gt;&lt;/w:r&gt;&lt;/w:p&gt;&lt;/w:body&gt;&lt;/w:document&gt;&lt;/pkg:xmlData&gt;&lt;/pkg:part&gt;&lt;/pkg:package&gt;</flatOpc>
         <xhtmlVal>&lt;html&gt;&lt;head&gt;&lt;title&gt;t&lt;/title&gt;&lt;/head&gt;&lt;body&gt;&lt;p&gt;XHTMLCONTENT&lt;/p&gt;&lt;/body&gt;&lt;/html&gt;</xhtmlVal>
+        <link>Click https://www.docx4java.org/ now</link>
         <isoDate>2026-08-19T00:00:00Z</isoDate>
         <flag>true</flag>
         <controleService>Control Service</controleService>
